--- a/manuscript/CRC_Abstract.docx
+++ b/manuscript/CRC_Abstract.docx
@@ -84,15 +84,14 @@
           <w:sz w:val="24"/>
           <w:szCs w:val="24"/>
         </w:rPr>
-        <w:t xml:space="preserve">Results: </w:t>
-      </w:r>
-      <w:r>
-        <w:rPr>
-          <w:rFonts w:ascii="Times New Roman" w:cs="Times New Roman" w:eastAsia="Times New Roman" w:hAnsi="Times New Roman"/>
-          <w:sz w:val="24"/>
-          <w:szCs w:val="24"/>
-        </w:rPr>
-        <w:t xml:space="preserve">The species-only RF achieved a pooled AUC of 0.810 (95% CI: 0.777 to 0.841), significantly outperforming the joint RF (AUC 0.776, 95% CI: 0.739 to 0.811; DeLong z = 2.88, p = 0.004) and joint XGBoost (AUC 0.781, 95% CI: 0.745 to 0.816; z = 2.65, p = 0.008). This advantage was stable across random seeds (AUC 0.805 +/- 0.002), filter thresholds (AUC range 0.773 to 0.789), and confounder adjustments. SHAP analysis identified Parvimonas micra, Peptostreptococcus stomatis, Gemella morbillorum, and Fusobacterium nucleatum as the top discriminative features, with 8 of the top 15 species shared across RF and XGBoost.</w:t>
+        <w:t>Results: The species-only RF achieved a pooled AUC of 0.810 (95% CI: 0.777 to 0.841), significantly outperforming the joint RF (AUC 0.776, 95% CI: 0.739 to 0.811; DeLong z = 2.88, p = 0.004) and joint XGBoost (AUC 0.781, 95% CI: 0.745 to 0.816; z = 2.65, p = 0.008). This advantage was stable across random seeds (AUC 0.805 +/- 0.002), pathway filter thresholds (joint RF AUC 0.773 to 0.811 across a 20-cell prevalence x mean grid; 0.773 to 0.789 excluding the degenerate mean &gt;= 1e-3 column), and confounder adjustment for age, sex, and BMI.</w:t>
+      </w:r>
+      <w:r>
+        <w:rPr>
+          <w:rFonts w:ascii="Times New Roman" w:cs="Times New Roman" w:eastAsia="Times New Roman" w:hAnsi="Times New Roman"/>
+          <w:sz w:val="24"/>
+          <w:szCs w:val="24"/>
+        </w:rPr>
       </w:r>
     </w:p>
     <w:p>

--- a/manuscript/CRC_Abstract.docx
+++ b/manuscript/CRC_Abstract.docx
@@ -84,7 +84,7 @@
           <w:sz w:val="24"/>
           <w:szCs w:val="24"/>
         </w:rPr>
-        <w:t>Results: The species-only RF achieved a pooled AUC of 0.810 (95% CI: 0.777 to 0.841), significantly outperforming the joint RF (AUC 0.776, 95% CI: 0.739 to 0.811; DeLong z = 2.88, p = 0.004) and joint XGBoost (AUC 0.781, 95% CI: 0.745 to 0.816; z = 2.65, p = 0.008). This advantage was stable across random seeds (AUC 0.805 +/- 0.002), pathway filter thresholds (joint RF AUC 0.773 to 0.811 across a 20-cell prevalence x mean grid; 0.773 to 0.789 excluding the degenerate mean &gt;= 1e-3 column), and confounder adjustment for age, sex, and BMI.</w:t>
+        <w:t>Results: The species-only RF achieved a pooled AUC of 0.810 (95% CI: 0.776 to 0.841), significantly outperforming the joint RF (AUC 0.776, 95% CI: 0.740 to 0.811; DeLong z = 2.88, p = 0.004) and joint XGBoost (AUC 0.781, 95% CI: 0.746 to 0.816; z = 2.65, p = 0.008). This advantage was stable across random seeds (AUC 0.805 +/- 0.002), pathway filter thresholds (joint RF AUC 0.773 to 0.811 across a 20-cell prevalence x mean grid; 0.773 to 0.789 excluding the degenerate mean &gt;= 1e-3 column), and confounder adjustment for age, sex, and BMI.</w:t>
       </w:r>
       <w:r>
         <w:rPr>

--- a/manuscript/CRC_Abstract.docx
+++ b/manuscript/CRC_Abstract.docx
@@ -78,20 +78,17 @@
       </w:pPr>
       <w:r>
         <w:rPr>
-          <w:rFonts w:ascii="Times New Roman" w:cs="Times New Roman" w:eastAsia="Times New Roman" w:hAnsi="Times New Roman"/>
           <w:b/>
-          <w:bCs/>
-          <w:sz w:val="24"/>
-          <w:szCs w:val="24"/>
-        </w:rPr>
-        <w:t>Results: The species-only RF achieved a pooled AUC of 0.810 (95% CI: 0.776 to 0.841), significantly outperforming the joint RF (AUC 0.776, 95% CI: 0.740 to 0.811; DeLong z = 2.88, p = 0.004) and joint XGBoost (AUC 0.781, 95% CI: 0.746 to 0.816; z = 2.65, p = 0.008). This advantage was stable across random seeds (AUC 0.805 +/- 0.002), pathway filter thresholds (joint RF AUC 0.773 to 0.811 across a 20-cell prevalence x mean grid; 0.773 to 0.789 excluding the degenerate mean &gt;= 1e-3 column), and confounder adjustment for age, sex, and BMI.</w:t>
-      </w:r>
-      <w:r>
-        <w:rPr>
-          <w:rFonts w:ascii="Times New Roman" w:cs="Times New Roman" w:eastAsia="Times New Roman" w:hAnsi="Times New Roman"/>
-          <w:sz w:val="24"/>
-          <w:szCs w:val="24"/>
-        </w:rPr>
+          <w:i w:val="0"/>
+        </w:rPr>
+        <w:t xml:space="preserve">Results: </w:t>
+      </w:r>
+      <w:r>
+        <w:rPr>
+          <w:b w:val="0"/>
+          <w:i w:val="0"/>
+        </w:rPr>
+        <w:t>The species-only RF achieved a pooled AUC of 0.810 (95% CI: 0.776 to 0.841), significantly outperforming the joint RF (AUC 0.776, 95% CI: 0.740 to 0.811; DeLong z = 2.88, p = 0.004) and joint XGBoost (AUC 0.781, 95% CI: 0.746 to 0.816; z = 2.65, p = 0.008). This advantage was stable across random seeds (AUC 0.805 +/- 0.002), pathway filter thresholds (joint RF AUC 0.773 to 0.811 across a 20-cell prevalence x mean grid; 0.773 to 0.789 excluding the degenerate mean &gt;= 1e-3 column), and confounder adjustment for age, sex, and BMI.</w:t>
       </w:r>
     </w:p>
     <w:p>

--- a/manuscript/CRC_Abstract.docx
+++ b/manuscript/CRC_Abstract.docx
@@ -40,7 +40,79 @@
         <w:t>Results.</w:t>
       </w:r>
       <w:r>
-        <w:t xml:space="preserve"> The species-only RF achieved a per-cohort mean LODO AUC of 0.807 ± 0.065 and a pooled AUC of 0.781 (95% CI 0.757–0.805). It significantly outperformed the joint RF (pooled AUC 0.756, 95% CI 0.731–0.781; DeLong z = 3.35, p = 0.0008) and the joint XGBoost (pooled AUC 0.766, 95% CI 0.740–0.791; z = 2.00, p = 0.046). Per-cohort paired tests on the same comparisons did not reach significance (t-test p = 0.87 and 0.28), consistent with limited power at n = 10 folds. Results were stable across five random seeds (mean per-cohort AUC 0.810 ± 0.002, range 0.807–0.811), a 20-cell pathway-threshold sensitivity grid (0.794–0.812, spread 0.018), and demographic adjustment for age, sex, and BMI (0.800–0.814). Cross-cohort adenoma LODO across the four adenoma-containing cohorts (n = 183) yielded near-chance discrimination for healthy-vs-adenoma (RF 0.561, XGB 0.579) and moderate discrimination for adenoma-vs-CRC (RF 0.671, XGB 0.617), consistent with a stepwise oral-pathobiont enrichment along the adenoma-carcinoma sequence.</w:t>
+        <w:t xml:space="preserve"> The species-only RF achieved a per-cohort mean LODO AUC of 0.807 ± 0.065 (</w:t>
+      </w:r>
+      <w:r>
+        <w:rPr>
+          <w:rFonts w:ascii="Courier New" w:hAnsi="Courier New"/>
+        </w:rPr>
+        <w:t>results/baseline_results.csv</w:t>
+      </w:r>
+      <w:r>
+        <w:t xml:space="preserve">) and a pooled AUC of 0.781 (95% CI 0.757–0.805; </w:t>
+      </w:r>
+      <w:r>
+        <w:rPr>
+          <w:rFonts w:ascii="Courier New" w:hAnsi="Courier New"/>
+        </w:rPr>
+        <w:t>results/bootstrap_ci.csv</w:t>
+      </w:r>
+      <w:r>
+        <w:t xml:space="preserve">). It significantly outperformed the joint RF (pooled AUC 0.756, 95% CI 0.731–0.781; DeLong z = 3.35, p = 0.0008) and the joint XGBoost (pooled AUC 0.766, 95% CI 0.740–0.791; z = 2.00, p = 0.046; </w:t>
+      </w:r>
+      <w:r>
+        <w:rPr>
+          <w:rFonts w:ascii="Courier New" w:hAnsi="Courier New"/>
+        </w:rPr>
+        <w:t>results/delong_results.csv</w:t>
+      </w:r>
+      <w:r>
+        <w:t xml:space="preserve">). Per-cohort paired tests on the same comparisons did not reach significance (t-test p = 0.87 and 0.28; </w:t>
+      </w:r>
+      <w:r>
+        <w:rPr>
+          <w:rFonts w:ascii="Courier New" w:hAnsi="Courier New"/>
+        </w:rPr>
+        <w:t>results/model_comparison.csv</w:t>
+      </w:r>
+      <w:r>
+        <w:t xml:space="preserve">), consistent with limited power at n = 10 folds. Results were stable across five random seeds (mean per-cohort AUC 0.810 ± 0.002, range 0.807–0.811; </w:t>
+      </w:r>
+      <w:r>
+        <w:rPr>
+          <w:rFonts w:ascii="Courier New" w:hAnsi="Courier New"/>
+        </w:rPr>
+        <w:t>results/seed_sensitivity.csv</w:t>
+      </w:r>
+      <w:r>
+        <w:t xml:space="preserve">), a 20-cell pathway-threshold sensitivity grid (0.794–0.812, spread 0.018; </w:t>
+      </w:r>
+      <w:r>
+        <w:rPr>
+          <w:rFonts w:ascii="Courier New" w:hAnsi="Courier New"/>
+        </w:rPr>
+        <w:t>results/sensitivity_thresholds.csv</w:t>
+      </w:r>
+      <w:r>
+        <w:t xml:space="preserve">), and demographic adjustment for age, sex, and BMI (0.800–0.814; </w:t>
+      </w:r>
+      <w:r>
+        <w:rPr>
+          <w:rFonts w:ascii="Courier New" w:hAnsi="Courier New"/>
+        </w:rPr>
+        <w:t>results/confounder_results.csv</w:t>
+      </w:r>
+      <w:r>
+        <w:t xml:space="preserve">). Cross-cohort adenoma LODO across the four adenoma-containing cohorts (n = 183) yielded near-chance discrimination for healthy-vs-adenoma (RF 0.561, XGB 0.579) and moderate discrimination for adenoma-vs-CRC (RF 0.671, XGB 0.617; </w:t>
+      </w:r>
+      <w:r>
+        <w:rPr>
+          <w:rFonts w:ascii="Courier New" w:hAnsi="Courier New"/>
+        </w:rPr>
+        <w:t>results/adenoma_lodo_results.csv</w:t>
+      </w:r>
+      <w:r>
+        <w:t>), consistent with a stepwise oral-pathobiont enrichment along the adenoma-carcinoma sequence.</w:t>
       </w:r>
     </w:p>
     <w:p>

--- a/manuscript/CRC_Abstract.docx
+++ b/manuscript/CRC_Abstract.docx
@@ -58,7 +58,7 @@
         <w:t>results/bootstrap_ci.csv</w:t>
       </w:r>
       <w:r>
-        <w:t xml:space="preserve">). It significantly outperformed the joint RF (pooled AUC 0.756, 95% CI 0.731–0.781; DeLong z = 3.35, p = 0.0008) and the joint XGBoost (pooled AUC 0.766, 95% CI 0.740–0.791; z = 2.00, p = 0.046; </w:t>
+        <w:t xml:space="preserve">). On pooled discrimination, species-only outperformed the joint RF (pooled AUC 0.756, 95% CI 0.731–0.781; DeLong z = 3.35, p = 0.0008) and the joint XGBoost (pooled AUC 0.766, 95% CI 0.740–0.791; z = 2.00, p = 0.046; </w:t>
       </w:r>
       <w:r>
         <w:rPr>
@@ -85,7 +85,7 @@
         <w:t>results/seed_sensitivity.csv</w:t>
       </w:r>
       <w:r>
-        <w:t xml:space="preserve">), a 20-cell pathway-threshold sensitivity grid (0.794–0.812, spread 0.018; </w:t>
+        <w:t xml:space="preserve">), a 20-cell pathway-threshold sensitivity grid (0.781–0.835, spread 0.055; </w:t>
       </w:r>
       <w:r>
         <w:rPr>
